--- a/docs/AppleWatchDiet_100methods_PB.docx
+++ b/docs/AppleWatchDiet_100methods_PB.docx
@@ -89,6 +89,32 @@
           <w:color w:val="37474F"/>
         </w:rPr>
         <w:t>本書では、Apple WatchとFitingo（フィティンゴ）アプリを最大限に活用した100のメソッドを、4つのカテゴリ（エネルギー消費・食事管理・マインドフルネスと睡眠・Fitingo連携）に分けて紹介します。1メソッド＝1ページ完結なので、最初から順に読む必要はありません。気になったページから、今日ひとつだけ試してください。ダイエットに必要なのは強い意志ではなく、記録と継続の仕組みです。その仕組みは、あなたの手首にもう着いています。</w:t>
+      </w:r>
+    </w:p>
+    <w:p>
+      <w:pPr>
+        <w:spacing w:before="120" w:after="200"/>
+        <w:ind w:left="240"/>
+        <w:shd w:val="clear" w:color="auto" w:fill="E2F2FB"/>
+        <w:pBdr>
+          <w:left w:val="single" w:sz="24" w:space="10" w:color="4FA3D1"/>
+        </w:pBdr>
+      </w:pPr>
+      <w:r>
+        <w:rPr>
+          <w:b/>
+          <w:color w:val="37474F"/>
+        </w:rPr>
+        <w:t>2026年7月時点の最新情報</w:t>
+      </w:r>
+      <w:r>
+        <w:br/>
+      </w:r>
+      <w:r>
+        <w:rPr>
+          <w:color w:val="37474F"/>
+        </w:rPr>
+        <w:t>本書のメソッドは Apple Watch Ultra 2 を基準に執筆していますが、現行モデルの Series 11・Ultra 3・SE 3（いずれも watchOS 26）でもすべて同様に活用できます。watchOS 26 では、ワークアウト中に AI が音声で励ましてくれる「Workout Buddy」、睡眠の質を毎晩自動採点する「睡眠スコア」（Series 6 以降・SE 第2世代以降・Ultra 全機種）、高血圧の兆候を検知する「高血圧通知」（Series 9 以降・Ultra 2 以降）が追加されました。2026年9月公開予定の watchOS 27 では、Workout Buddy のパーソナルコーチング強化・ワークアウトタイプに応じた Apple Music の自動プレイリスト提案・トレッドミルでの距離/ペース計測精度の向上が発表されています。</w:t>
       </w:r>
     </w:p>
     <w:p>
@@ -13480,7 +13506,7 @@
         <w:rPr>
           <w:color w:val="37474F"/>
         </w:rPr>
-        <w:t>Apple Watchは睡眠中の心拍数・呼吸数・体動を計測し、睡眠の質を分析します。毎朝ヘルスケアアプリで「昨夜の睡眠スコア」を確認し、睡眠の質が悪い原因（アルコール・就寝前のスマートフォン・就寝時間のズレ）を特定しましょう。</w:t>
+        <w:t>Apple Watchは睡眠中の心拍数・呼吸数・体動を計測し、睡眠の質を分析します。watchOS 26 からは「睡眠スコア」（0〜100点）が正式機能となり、睡眠時間・就寝時刻の一貫性・中途覚醒・睡眠段階をもとに毎晩自動で算出されます（Series 6 以降・SE 第2世代以降・Ultra 全機種）。毎朝ヘルスケアアプリで「昨夜の睡眠スコア」を確認し、睡眠の質が悪い原因（アルコール・就寝前のスマートフォン・就寝時間のズレ）を特定しましょう。</w:t>
       </w:r>
     </w:p>
     <w:p>
